--- a/CYBER360-Ex-9.3-Manifests.docx
+++ b/CYBER360-Ex-9.3-Manifests.docx
@@ -1,6 +1,6 @@
 
 <file path=word/document.xml><?xml version="1.0" encoding="utf-8"?>
-<w:document xmlns:wpc="http://schemas.microsoft.com/office/word/2010/wordprocessingCanvas" xmlns:cx="http://schemas.microsoft.com/office/drawing/2014/chartex" xmlns:cx1="http://schemas.microsoft.com/office/drawing/2015/9/8/chartex" xmlns:cx2="http://schemas.microsoft.com/office/drawing/2015/10/21/chartex" xmlns:cx3="http://schemas.microsoft.com/office/drawing/2016/5/9/chartex" xmlns:cx4="http://schemas.microsoft.com/office/drawing/2016/5/10/chartex" xmlns:cx5="http://schemas.microsoft.com/office/drawing/2016/5/11/chartex" xmlns:cx6="http://schemas.microsoft.com/office/drawing/2016/5/12/chartex" xmlns:cx7="http://schemas.microsoft.com/office/drawing/2016/5/13/chartex" xmlns:cx8="http://schemas.microsoft.com/office/drawing/2016/5/14/chartex" xmlns:mc="http://schemas.openxmlformats.org/markup-compatibility/2006" xmlns:aink="http://schemas.microsoft.com/office/drawing/2016/ink" xmlns:am3d="http://schemas.microsoft.com/office/drawing/2017/model3d" xmlns:o="urn:schemas-microsoft-com:office:office" xmlns:oel="http://schemas.microsoft.com/office/2019/extlst" xmlns:r="http://schemas.openxmlformats.org/officeDocument/2006/relationships" xmlns:m="http://schemas.openxmlformats.org/officeDocument/2006/math" xmlns:v="urn:schemas-microsoft-com:vml" xmlns:wp14="http://schemas.microsoft.com/office/word/2010/wordprocessingDrawing" xmlns:wp="http://schemas.openxmlformats.org/drawingml/2006/wordprocessingDrawing" xmlns:w10="urn:schemas-microsoft-com:office:word" xmlns:w="http://schemas.openxmlformats.org/wordprocessingml/2006/main" xmlns:w14="http://schemas.microsoft.com/office/word/2010/wordml" xmlns:w15="http://schemas.microsoft.com/office/word/2012/wordml" xmlns:w16cex="http://schemas.microsoft.com/office/word/2018/wordml/cex" xmlns:w16cid="http://schemas.microsoft.com/office/word/2016/wordml/cid" xmlns:w16="http://schemas.microsoft.com/office/word/2018/wordml" xmlns:w16du="http://schemas.microsoft.com/office/word/2023/wordml/word16du" xmlns:w16sdtdh="http://schemas.microsoft.com/office/word/2020/wordml/sdtdatahash" xmlns:w16se="http://schemas.microsoft.com/office/word/2015/wordml/symex" xmlns:wpg="http://schemas.microsoft.com/office/word/2010/wordprocessingGroup" xmlns:wpi="http://schemas.microsoft.com/office/word/2010/wordprocessingInk" xmlns:wne="http://schemas.microsoft.com/office/word/2006/wordml" xmlns:wps="http://schemas.microsoft.com/office/word/2010/wordprocessingShape" mc:Ignorable="w14 w15 w16se w16cid w16 w16cex w16sdtdh w16du wp14">
+<w:document xmlns:wpc="http://schemas.microsoft.com/office/word/2010/wordprocessingCanvas" xmlns:cx="http://schemas.microsoft.com/office/drawing/2014/chartex" xmlns:cx1="http://schemas.microsoft.com/office/drawing/2015/9/8/chartex" xmlns:cx2="http://schemas.microsoft.com/office/drawing/2015/10/21/chartex" xmlns:cx3="http://schemas.microsoft.com/office/drawing/2016/5/9/chartex" xmlns:cx4="http://schemas.microsoft.com/office/drawing/2016/5/10/chartex" xmlns:cx5="http://schemas.microsoft.com/office/drawing/2016/5/11/chartex" xmlns:cx6="http://schemas.microsoft.com/office/drawing/2016/5/12/chartex" xmlns:cx7="http://schemas.microsoft.com/office/drawing/2016/5/13/chartex" xmlns:cx8="http://schemas.microsoft.com/office/drawing/2016/5/14/chartex" xmlns:mc="http://schemas.openxmlformats.org/markup-compatibility/2006" xmlns:aink="http://schemas.microsoft.com/office/drawing/2016/ink" xmlns:am3d="http://schemas.microsoft.com/office/drawing/2017/model3d" xmlns:o="urn:schemas-microsoft-com:office:office" xmlns:oel="http://schemas.microsoft.com/office/2019/extlst" xmlns:r="http://schemas.openxmlformats.org/officeDocument/2006/relationships" xmlns:m="http://schemas.openxmlformats.org/officeDocument/2006/math" xmlns:v="urn:schemas-microsoft-com:vml" xmlns:wp14="http://schemas.microsoft.com/office/word/2010/wordprocessingDrawing" xmlns:wp="http://schemas.openxmlformats.org/drawingml/2006/wordprocessingDrawing" xmlns:w10="urn:schemas-microsoft-com:office:word" xmlns:w="http://schemas.openxmlformats.org/wordprocessingml/2006/main" xmlns:w14="http://schemas.microsoft.com/office/word/2010/wordml" xmlns:w15="http://schemas.microsoft.com/office/word/2012/wordml" xmlns:w16cex="http://schemas.microsoft.com/office/word/2018/wordml/cex" xmlns:w16cid="http://schemas.microsoft.com/office/word/2016/wordml/cid" xmlns:w16="http://schemas.microsoft.com/office/word/2018/wordml" xmlns:w16du="http://schemas.microsoft.com/office/word/2023/wordml/word16du" xmlns:w16sdtdh="http://schemas.microsoft.com/office/word/2020/wordml/sdtdatahash" xmlns:w16sdtfl="http://schemas.microsoft.com/office/word/2024/wordml/sdtformatlock" xmlns:w16se="http://schemas.microsoft.com/office/word/2015/wordml/symex" xmlns:wpg="http://schemas.microsoft.com/office/word/2010/wordprocessingGroup" xmlns:wpi="http://schemas.microsoft.com/office/word/2010/wordprocessingInk" xmlns:wne="http://schemas.microsoft.com/office/word/2006/wordml" xmlns:wps="http://schemas.microsoft.com/office/word/2010/wordprocessingShape" mc:Ignorable="w14 w15 w16se w16cid w16 w16cex w16sdtdh w16sdtfl w16du wp14">
   <w:body>
     <w:p>
       <w:pPr>
@@ -500,7 +500,23 @@
           <w:sz w:val="22"/>
           <w:szCs w:val="22"/>
         </w:rPr>
-        <w:t xml:space="preserve"> extension. Also you need to </w:t>
+        <w:t xml:space="preserve"> extension. </w:t>
+      </w:r>
+      <w:proofErr w:type="gramStart"/>
+      <w:r>
+        <w:rPr>
+          <w:sz w:val="22"/>
+          <w:szCs w:val="22"/>
+        </w:rPr>
+        <w:t>Also</w:t>
+      </w:r>
+      <w:proofErr w:type="gramEnd"/>
+      <w:r>
+        <w:rPr>
+          <w:sz w:val="22"/>
+          <w:szCs w:val="22"/>
+        </w:rPr>
+        <w:t xml:space="preserve"> you need to </w:t>
       </w:r>
       <w:r>
         <w:rPr>
@@ -909,7 +925,6 @@
           <w15:appearance w15:val="tags"/>
           <w:text w:multiLine="1"/>
         </w:sdtPr>
-        <w:sdtEndPr/>
         <w:sdtContent>
           <w:r>
             <w:rPr>
@@ -1960,7 +1975,6 @@
           <w15:appearance w15:val="tags"/>
           <w:text w:multiLine="1"/>
         </w:sdtPr>
-        <w:sdtEndPr/>
         <w:sdtContent>
           <w:r>
             <w:rPr>
@@ -2057,7 +2071,7 @@
 </file>
 
 <file path=word/endnotes.xml><?xml version="1.0" encoding="utf-8"?>
-<w:endnotes xmlns:wpc="http://schemas.microsoft.com/office/word/2010/wordprocessingCanvas" xmlns:cx="http://schemas.microsoft.com/office/drawing/2014/chartex" xmlns:cx1="http://schemas.microsoft.com/office/drawing/2015/9/8/chartex" xmlns:cx2="http://schemas.microsoft.com/office/drawing/2015/10/21/chartex" xmlns:cx3="http://schemas.microsoft.com/office/drawing/2016/5/9/chartex" xmlns:cx4="http://schemas.microsoft.com/office/drawing/2016/5/10/chartex" xmlns:cx5="http://schemas.microsoft.com/office/drawing/2016/5/11/chartex" xmlns:cx6="http://schemas.microsoft.com/office/drawing/2016/5/12/chartex" xmlns:cx7="http://schemas.microsoft.com/office/drawing/2016/5/13/chartex" xmlns:cx8="http://schemas.microsoft.com/office/drawing/2016/5/14/chartex" xmlns:mc="http://schemas.openxmlformats.org/markup-compatibility/2006" xmlns:aink="http://schemas.microsoft.com/office/drawing/2016/ink" xmlns:am3d="http://schemas.microsoft.com/office/drawing/2017/model3d" xmlns:o="urn:schemas-microsoft-com:office:office" xmlns:oel="http://schemas.microsoft.com/office/2019/extlst" xmlns:r="http://schemas.openxmlformats.org/officeDocument/2006/relationships" xmlns:m="http://schemas.openxmlformats.org/officeDocument/2006/math" xmlns:v="urn:schemas-microsoft-com:vml" xmlns:wp14="http://schemas.microsoft.com/office/word/2010/wordprocessingDrawing" xmlns:wp="http://schemas.openxmlformats.org/drawingml/2006/wordprocessingDrawing" xmlns:w10="urn:schemas-microsoft-com:office:word" xmlns:w="http://schemas.openxmlformats.org/wordprocessingml/2006/main" xmlns:w14="http://schemas.microsoft.com/office/word/2010/wordml" xmlns:w15="http://schemas.microsoft.com/office/word/2012/wordml" xmlns:w16cex="http://schemas.microsoft.com/office/word/2018/wordml/cex" xmlns:w16cid="http://schemas.microsoft.com/office/word/2016/wordml/cid" xmlns:w16="http://schemas.microsoft.com/office/word/2018/wordml" xmlns:w16du="http://schemas.microsoft.com/office/word/2023/wordml/word16du" xmlns:w16sdtdh="http://schemas.microsoft.com/office/word/2020/wordml/sdtdatahash" xmlns:w16se="http://schemas.microsoft.com/office/word/2015/wordml/symex" xmlns:wpg="http://schemas.microsoft.com/office/word/2010/wordprocessingGroup" xmlns:wpi="http://schemas.microsoft.com/office/word/2010/wordprocessingInk" xmlns:wne="http://schemas.microsoft.com/office/word/2006/wordml" xmlns:wps="http://schemas.microsoft.com/office/word/2010/wordprocessingShape" mc:Ignorable="w14 w15 w16se w16cid w16 w16cex w16sdtdh w16du wp14">
+<w:endnotes xmlns:wpc="http://schemas.microsoft.com/office/word/2010/wordprocessingCanvas" xmlns:cx="http://schemas.microsoft.com/office/drawing/2014/chartex" xmlns:cx1="http://schemas.microsoft.com/office/drawing/2015/9/8/chartex" xmlns:cx2="http://schemas.microsoft.com/office/drawing/2015/10/21/chartex" xmlns:cx3="http://schemas.microsoft.com/office/drawing/2016/5/9/chartex" xmlns:cx4="http://schemas.microsoft.com/office/drawing/2016/5/10/chartex" xmlns:cx5="http://schemas.microsoft.com/office/drawing/2016/5/11/chartex" xmlns:cx6="http://schemas.microsoft.com/office/drawing/2016/5/12/chartex" xmlns:cx7="http://schemas.microsoft.com/office/drawing/2016/5/13/chartex" xmlns:cx8="http://schemas.microsoft.com/office/drawing/2016/5/14/chartex" xmlns:mc="http://schemas.openxmlformats.org/markup-compatibility/2006" xmlns:aink="http://schemas.microsoft.com/office/drawing/2016/ink" xmlns:am3d="http://schemas.microsoft.com/office/drawing/2017/model3d" xmlns:o="urn:schemas-microsoft-com:office:office" xmlns:oel="http://schemas.microsoft.com/office/2019/extlst" xmlns:r="http://schemas.openxmlformats.org/officeDocument/2006/relationships" xmlns:m="http://schemas.openxmlformats.org/officeDocument/2006/math" xmlns:v="urn:schemas-microsoft-com:vml" xmlns:wp14="http://schemas.microsoft.com/office/word/2010/wordprocessingDrawing" xmlns:wp="http://schemas.openxmlformats.org/drawingml/2006/wordprocessingDrawing" xmlns:w10="urn:schemas-microsoft-com:office:word" xmlns:w="http://schemas.openxmlformats.org/wordprocessingml/2006/main" xmlns:w14="http://schemas.microsoft.com/office/word/2010/wordml" xmlns:w15="http://schemas.microsoft.com/office/word/2012/wordml" xmlns:w16cex="http://schemas.microsoft.com/office/word/2018/wordml/cex" xmlns:w16cid="http://schemas.microsoft.com/office/word/2016/wordml/cid" xmlns:w16="http://schemas.microsoft.com/office/word/2018/wordml" xmlns:w16du="http://schemas.microsoft.com/office/word/2023/wordml/word16du" xmlns:w16sdtdh="http://schemas.microsoft.com/office/word/2020/wordml/sdtdatahash" xmlns:w16sdtfl="http://schemas.microsoft.com/office/word/2024/wordml/sdtformatlock" xmlns:w16se="http://schemas.microsoft.com/office/word/2015/wordml/symex" xmlns:wpg="http://schemas.microsoft.com/office/word/2010/wordprocessingGroup" xmlns:wpi="http://schemas.microsoft.com/office/word/2010/wordprocessingInk" xmlns:wne="http://schemas.microsoft.com/office/word/2006/wordml" xmlns:wps="http://schemas.microsoft.com/office/word/2010/wordprocessingShape" mc:Ignorable="w14 w15 w16se w16cid w16 w16cex w16sdtdh w16sdtfl w16du wp14">
   <w:endnote w:type="separator" w:id="-1">
     <w:p>
       <w:pPr>
@@ -2082,7 +2096,7 @@
 </file>
 
 <file path=word/footer1.xml><?xml version="1.0" encoding="utf-8"?>
-<w:ftr xmlns:wpc="http://schemas.microsoft.com/office/word/2010/wordprocessingCanvas" xmlns:cx="http://schemas.microsoft.com/office/drawing/2014/chartex" xmlns:cx1="http://schemas.microsoft.com/office/drawing/2015/9/8/chartex" xmlns:cx2="http://schemas.microsoft.com/office/drawing/2015/10/21/chartex" xmlns:cx3="http://schemas.microsoft.com/office/drawing/2016/5/9/chartex" xmlns:cx4="http://schemas.microsoft.com/office/drawing/2016/5/10/chartex" xmlns:cx5="http://schemas.microsoft.com/office/drawing/2016/5/11/chartex" xmlns:cx6="http://schemas.microsoft.com/office/drawing/2016/5/12/chartex" xmlns:cx7="http://schemas.microsoft.com/office/drawing/2016/5/13/chartex" xmlns:cx8="http://schemas.microsoft.com/office/drawing/2016/5/14/chartex" xmlns:mc="http://schemas.openxmlformats.org/markup-compatibility/2006" xmlns:aink="http://schemas.microsoft.com/office/drawing/2016/ink" xmlns:am3d="http://schemas.microsoft.com/office/drawing/2017/model3d" xmlns:o="urn:schemas-microsoft-com:office:office" xmlns:oel="http://schemas.microsoft.com/office/2019/extlst" xmlns:r="http://schemas.openxmlformats.org/officeDocument/2006/relationships" xmlns:m="http://schemas.openxmlformats.org/officeDocument/2006/math" xmlns:v="urn:schemas-microsoft-com:vml" xmlns:wp14="http://schemas.microsoft.com/office/word/2010/wordprocessingDrawing" xmlns:wp="http://schemas.openxmlformats.org/drawingml/2006/wordprocessingDrawing" xmlns:w10="urn:schemas-microsoft-com:office:word" xmlns:w="http://schemas.openxmlformats.org/wordprocessingml/2006/main" xmlns:w14="http://schemas.microsoft.com/office/word/2010/wordml" xmlns:w15="http://schemas.microsoft.com/office/word/2012/wordml" xmlns:w16cex="http://schemas.microsoft.com/office/word/2018/wordml/cex" xmlns:w16cid="http://schemas.microsoft.com/office/word/2016/wordml/cid" xmlns:w16="http://schemas.microsoft.com/office/word/2018/wordml" xmlns:w16du="http://schemas.microsoft.com/office/word/2023/wordml/word16du" xmlns:w16sdtdh="http://schemas.microsoft.com/office/word/2020/wordml/sdtdatahash" xmlns:w16se="http://schemas.microsoft.com/office/word/2015/wordml/symex" xmlns:wpg="http://schemas.microsoft.com/office/word/2010/wordprocessingGroup" xmlns:wpi="http://schemas.microsoft.com/office/word/2010/wordprocessingInk" xmlns:wne="http://schemas.microsoft.com/office/word/2006/wordml" xmlns:wps="http://schemas.microsoft.com/office/word/2010/wordprocessingShape" mc:Ignorable="w14 w15 w16se w16cid w16 w16cex w16sdtdh w16du wp14">
+<w:ftr xmlns:wpc="http://schemas.microsoft.com/office/word/2010/wordprocessingCanvas" xmlns:cx="http://schemas.microsoft.com/office/drawing/2014/chartex" xmlns:cx1="http://schemas.microsoft.com/office/drawing/2015/9/8/chartex" xmlns:cx2="http://schemas.microsoft.com/office/drawing/2015/10/21/chartex" xmlns:cx3="http://schemas.microsoft.com/office/drawing/2016/5/9/chartex" xmlns:cx4="http://schemas.microsoft.com/office/drawing/2016/5/10/chartex" xmlns:cx5="http://schemas.microsoft.com/office/drawing/2016/5/11/chartex" xmlns:cx6="http://schemas.microsoft.com/office/drawing/2016/5/12/chartex" xmlns:cx7="http://schemas.microsoft.com/office/drawing/2016/5/13/chartex" xmlns:cx8="http://schemas.microsoft.com/office/drawing/2016/5/14/chartex" xmlns:mc="http://schemas.openxmlformats.org/markup-compatibility/2006" xmlns:aink="http://schemas.microsoft.com/office/drawing/2016/ink" xmlns:am3d="http://schemas.microsoft.com/office/drawing/2017/model3d" xmlns:o="urn:schemas-microsoft-com:office:office" xmlns:oel="http://schemas.microsoft.com/office/2019/extlst" xmlns:r="http://schemas.openxmlformats.org/officeDocument/2006/relationships" xmlns:m="http://schemas.openxmlformats.org/officeDocument/2006/math" xmlns:v="urn:schemas-microsoft-com:vml" xmlns:wp14="http://schemas.microsoft.com/office/word/2010/wordprocessingDrawing" xmlns:wp="http://schemas.openxmlformats.org/drawingml/2006/wordprocessingDrawing" xmlns:w10="urn:schemas-microsoft-com:office:word" xmlns:w="http://schemas.openxmlformats.org/wordprocessingml/2006/main" xmlns:w14="http://schemas.microsoft.com/office/word/2010/wordml" xmlns:w15="http://schemas.microsoft.com/office/word/2012/wordml" xmlns:w16cex="http://schemas.microsoft.com/office/word/2018/wordml/cex" xmlns:w16cid="http://schemas.microsoft.com/office/word/2016/wordml/cid" xmlns:w16="http://schemas.microsoft.com/office/word/2018/wordml" xmlns:w16du="http://schemas.microsoft.com/office/word/2023/wordml/word16du" xmlns:w16sdtdh="http://schemas.microsoft.com/office/word/2020/wordml/sdtdatahash" xmlns:w16sdtfl="http://schemas.microsoft.com/office/word/2024/wordml/sdtformatlock" xmlns:w16se="http://schemas.microsoft.com/office/word/2015/wordml/symex" xmlns:wpg="http://schemas.microsoft.com/office/word/2010/wordprocessingGroup" xmlns:wpi="http://schemas.microsoft.com/office/word/2010/wordprocessingInk" xmlns:wne="http://schemas.microsoft.com/office/word/2006/wordml" xmlns:wps="http://schemas.microsoft.com/office/word/2010/wordprocessingShape" mc:Ignorable="w14 w15 w16se w16cid w16 w16cex w16sdtdh w16sdtfl w16du wp14">
   <w:p>
     <w:pPr>
       <w:pStyle w:val="Footer"/>
@@ -2191,7 +2205,7 @@
         <w:sz w:val="16"/>
         <w:szCs w:val="18"/>
       </w:rPr>
-      <w:t>2024</w:t>
+      <w:t>2026</w:t>
     </w:r>
     <w:r>
       <w:rPr>
@@ -2356,7 +2370,7 @@
 </file>
 
 <file path=word/footnotes.xml><?xml version="1.0" encoding="utf-8"?>
-<w:footnotes xmlns:wpc="http://schemas.microsoft.com/office/word/2010/wordprocessingCanvas" xmlns:cx="http://schemas.microsoft.com/office/drawing/2014/chartex" xmlns:cx1="http://schemas.microsoft.com/office/drawing/2015/9/8/chartex" xmlns:cx2="http://schemas.microsoft.com/office/drawing/2015/10/21/chartex" xmlns:cx3="http://schemas.microsoft.com/office/drawing/2016/5/9/chartex" xmlns:cx4="http://schemas.microsoft.com/office/drawing/2016/5/10/chartex" xmlns:cx5="http://schemas.microsoft.com/office/drawing/2016/5/11/chartex" xmlns:cx6="http://schemas.microsoft.com/office/drawing/2016/5/12/chartex" xmlns:cx7="http://schemas.microsoft.com/office/drawing/2016/5/13/chartex" xmlns:cx8="http://schemas.microsoft.com/office/drawing/2016/5/14/chartex" xmlns:mc="http://schemas.openxmlformats.org/markup-compatibility/2006" xmlns:aink="http://schemas.microsoft.com/office/drawing/2016/ink" xmlns:am3d="http://schemas.microsoft.com/office/drawing/2017/model3d" xmlns:o="urn:schemas-microsoft-com:office:office" xmlns:oel="http://schemas.microsoft.com/office/2019/extlst" xmlns:r="http://schemas.openxmlformats.org/officeDocument/2006/relationships" xmlns:m="http://schemas.openxmlformats.org/officeDocument/2006/math" xmlns:v="urn:schemas-microsoft-com:vml" xmlns:wp14="http://schemas.microsoft.com/office/word/2010/wordprocessingDrawing" xmlns:wp="http://schemas.openxmlformats.org/drawingml/2006/wordprocessingDrawing" xmlns:w10="urn:schemas-microsoft-com:office:word" xmlns:w="http://schemas.openxmlformats.org/wordprocessingml/2006/main" xmlns:w14="http://schemas.microsoft.com/office/word/2010/wordml" xmlns:w15="http://schemas.microsoft.com/office/word/2012/wordml" xmlns:w16cex="http://schemas.microsoft.com/office/word/2018/wordml/cex" xmlns:w16cid="http://schemas.microsoft.com/office/word/2016/wordml/cid" xmlns:w16="http://schemas.microsoft.com/office/word/2018/wordml" xmlns:w16du="http://schemas.microsoft.com/office/word/2023/wordml/word16du" xmlns:w16sdtdh="http://schemas.microsoft.com/office/word/2020/wordml/sdtdatahash" xmlns:w16se="http://schemas.microsoft.com/office/word/2015/wordml/symex" xmlns:wpg="http://schemas.microsoft.com/office/word/2010/wordprocessingGroup" xmlns:wpi="http://schemas.microsoft.com/office/word/2010/wordprocessingInk" xmlns:wne="http://schemas.microsoft.com/office/word/2006/wordml" xmlns:wps="http://schemas.microsoft.com/office/word/2010/wordprocessingShape" mc:Ignorable="w14 w15 w16se w16cid w16 w16cex w16sdtdh w16du wp14">
+<w:footnotes xmlns:wpc="http://schemas.microsoft.com/office/word/2010/wordprocessingCanvas" xmlns:cx="http://schemas.microsoft.com/office/drawing/2014/chartex" xmlns:cx1="http://schemas.microsoft.com/office/drawing/2015/9/8/chartex" xmlns:cx2="http://schemas.microsoft.com/office/drawing/2015/10/21/chartex" xmlns:cx3="http://schemas.microsoft.com/office/drawing/2016/5/9/chartex" xmlns:cx4="http://schemas.microsoft.com/office/drawing/2016/5/10/chartex" xmlns:cx5="http://schemas.microsoft.com/office/drawing/2016/5/11/chartex" xmlns:cx6="http://schemas.microsoft.com/office/drawing/2016/5/12/chartex" xmlns:cx7="http://schemas.microsoft.com/office/drawing/2016/5/13/chartex" xmlns:cx8="http://schemas.microsoft.com/office/drawing/2016/5/14/chartex" xmlns:mc="http://schemas.openxmlformats.org/markup-compatibility/2006" xmlns:aink="http://schemas.microsoft.com/office/drawing/2016/ink" xmlns:am3d="http://schemas.microsoft.com/office/drawing/2017/model3d" xmlns:o="urn:schemas-microsoft-com:office:office" xmlns:oel="http://schemas.microsoft.com/office/2019/extlst" xmlns:r="http://schemas.openxmlformats.org/officeDocument/2006/relationships" xmlns:m="http://schemas.openxmlformats.org/officeDocument/2006/math" xmlns:v="urn:schemas-microsoft-com:vml" xmlns:wp14="http://schemas.microsoft.com/office/word/2010/wordprocessingDrawing" xmlns:wp="http://schemas.openxmlformats.org/drawingml/2006/wordprocessingDrawing" xmlns:w10="urn:schemas-microsoft-com:office:word" xmlns:w="http://schemas.openxmlformats.org/wordprocessingml/2006/main" xmlns:w14="http://schemas.microsoft.com/office/word/2010/wordml" xmlns:w15="http://schemas.microsoft.com/office/word/2012/wordml" xmlns:w16cex="http://schemas.microsoft.com/office/word/2018/wordml/cex" xmlns:w16cid="http://schemas.microsoft.com/office/word/2016/wordml/cid" xmlns:w16="http://schemas.microsoft.com/office/word/2018/wordml" xmlns:w16du="http://schemas.microsoft.com/office/word/2023/wordml/word16du" xmlns:w16sdtdh="http://schemas.microsoft.com/office/word/2020/wordml/sdtdatahash" xmlns:w16sdtfl="http://schemas.microsoft.com/office/word/2024/wordml/sdtformatlock" xmlns:w16se="http://schemas.microsoft.com/office/word/2015/wordml/symex" xmlns:wpg="http://schemas.microsoft.com/office/word/2010/wordprocessingGroup" xmlns:wpi="http://schemas.microsoft.com/office/word/2010/wordprocessingInk" xmlns:wne="http://schemas.microsoft.com/office/word/2006/wordml" xmlns:wps="http://schemas.microsoft.com/office/word/2010/wordprocessingShape" mc:Ignorable="w14 w15 w16se w16cid w16 w16cex w16sdtdh w16sdtfl w16du wp14">
   <w:footnote w:type="separator" w:id="-1">
     <w:p>
       <w:pPr>
@@ -2381,7 +2395,7 @@
 </file>
 
 <file path=word/numbering.xml><?xml version="1.0" encoding="utf-8"?>
-<w:numbering xmlns:wpc="http://schemas.microsoft.com/office/word/2010/wordprocessingCanvas" xmlns:cx="http://schemas.microsoft.com/office/drawing/2014/chartex" xmlns:cx1="http://schemas.microsoft.com/office/drawing/2015/9/8/chartex" xmlns:cx2="http://schemas.microsoft.com/office/drawing/2015/10/21/chartex" xmlns:cx3="http://schemas.microsoft.com/office/drawing/2016/5/9/chartex" xmlns:cx4="http://schemas.microsoft.com/office/drawing/2016/5/10/chartex" xmlns:cx5="http://schemas.microsoft.com/office/drawing/2016/5/11/chartex" xmlns:cx6="http://schemas.microsoft.com/office/drawing/2016/5/12/chartex" xmlns:cx7="http://schemas.microsoft.com/office/drawing/2016/5/13/chartex" xmlns:cx8="http://schemas.microsoft.com/office/drawing/2016/5/14/chartex" xmlns:mc="http://schemas.openxmlformats.org/markup-compatibility/2006" xmlns:aink="http://schemas.microsoft.com/office/drawing/2016/ink" xmlns:am3d="http://schemas.microsoft.com/office/drawing/2017/model3d" xmlns:o="urn:schemas-microsoft-com:office:office" xmlns:oel="http://schemas.microsoft.com/office/2019/extlst" xmlns:r="http://schemas.openxmlformats.org/officeDocument/2006/relationships" xmlns:m="http://schemas.openxmlformats.org/officeDocument/2006/math" xmlns:v="urn:schemas-microsoft-com:vml" xmlns:wp14="http://schemas.microsoft.com/office/word/2010/wordprocessingDrawing" xmlns:wp="http://schemas.openxmlformats.org/drawingml/2006/wordprocessingDrawing" xmlns:w10="urn:schemas-microsoft-com:office:word" xmlns:w="http://schemas.openxmlformats.org/wordprocessingml/2006/main" xmlns:w14="http://schemas.microsoft.com/office/word/2010/wordml" xmlns:w15="http://schemas.microsoft.com/office/word/2012/wordml" xmlns:w16cex="http://schemas.microsoft.com/office/word/2018/wordml/cex" xmlns:w16cid="http://schemas.microsoft.com/office/word/2016/wordml/cid" xmlns:w16="http://schemas.microsoft.com/office/word/2018/wordml" xmlns:w16du="http://schemas.microsoft.com/office/word/2023/wordml/word16du" xmlns:w16sdtdh="http://schemas.microsoft.com/office/word/2020/wordml/sdtdatahash" xmlns:w16se="http://schemas.microsoft.com/office/word/2015/wordml/symex" xmlns:wpg="http://schemas.microsoft.com/office/word/2010/wordprocessingGroup" xmlns:wpi="http://schemas.microsoft.com/office/word/2010/wordprocessingInk" xmlns:wne="http://schemas.microsoft.com/office/word/2006/wordml" xmlns:wps="http://schemas.microsoft.com/office/word/2010/wordprocessingShape" mc:Ignorable="w14 w15 w16se w16cid w16 w16cex w16sdtdh w16du wp14">
+<w:numbering xmlns:wpc="http://schemas.microsoft.com/office/word/2010/wordprocessingCanvas" xmlns:cx="http://schemas.microsoft.com/office/drawing/2014/chartex" xmlns:cx1="http://schemas.microsoft.com/office/drawing/2015/9/8/chartex" xmlns:cx2="http://schemas.microsoft.com/office/drawing/2015/10/21/chartex" xmlns:cx3="http://schemas.microsoft.com/office/drawing/2016/5/9/chartex" xmlns:cx4="http://schemas.microsoft.com/office/drawing/2016/5/10/chartex" xmlns:cx5="http://schemas.microsoft.com/office/drawing/2016/5/11/chartex" xmlns:cx6="http://schemas.microsoft.com/office/drawing/2016/5/12/chartex" xmlns:cx7="http://schemas.microsoft.com/office/drawing/2016/5/13/chartex" xmlns:cx8="http://schemas.microsoft.com/office/drawing/2016/5/14/chartex" xmlns:mc="http://schemas.openxmlformats.org/markup-compatibility/2006" xmlns:aink="http://schemas.microsoft.com/office/drawing/2016/ink" xmlns:am3d="http://schemas.microsoft.com/office/drawing/2017/model3d" xmlns:o="urn:schemas-microsoft-com:office:office" xmlns:oel="http://schemas.microsoft.com/office/2019/extlst" xmlns:r="http://schemas.openxmlformats.org/officeDocument/2006/relationships" xmlns:m="http://schemas.openxmlformats.org/officeDocument/2006/math" xmlns:v="urn:schemas-microsoft-com:vml" xmlns:wp14="http://schemas.microsoft.com/office/word/2010/wordprocessingDrawing" xmlns:wp="http://schemas.openxmlformats.org/drawingml/2006/wordprocessingDrawing" xmlns:w10="urn:schemas-microsoft-com:office:word" xmlns:w="http://schemas.openxmlformats.org/wordprocessingml/2006/main" xmlns:w14="http://schemas.microsoft.com/office/word/2010/wordml" xmlns:w15="http://schemas.microsoft.com/office/word/2012/wordml" xmlns:w16cex="http://schemas.microsoft.com/office/word/2018/wordml/cex" xmlns:w16cid="http://schemas.microsoft.com/office/word/2016/wordml/cid" xmlns:w16="http://schemas.microsoft.com/office/word/2018/wordml" xmlns:w16du="http://schemas.microsoft.com/office/word/2023/wordml/word16du" xmlns:w16sdtdh="http://schemas.microsoft.com/office/word/2020/wordml/sdtdatahash" xmlns:w16sdtfl="http://schemas.microsoft.com/office/word/2024/wordml/sdtformatlock" xmlns:w16se="http://schemas.microsoft.com/office/word/2015/wordml/symex" xmlns:wpg="http://schemas.microsoft.com/office/word/2010/wordprocessingGroup" xmlns:wpi="http://schemas.microsoft.com/office/word/2010/wordprocessingInk" xmlns:wne="http://schemas.microsoft.com/office/word/2006/wordml" xmlns:wps="http://schemas.microsoft.com/office/word/2010/wordprocessingShape" mc:Ignorable="w14 w15 w16se w16cid w16 w16cex w16sdtdh w16sdtfl w16du wp14">
   <w:abstractNum w:abstractNumId="0" w15:restartNumberingAfterBreak="0">
     <w:nsid w:val="01D57C09"/>
     <w:multiLevelType w:val="multilevel"/>
@@ -6615,7 +6629,7 @@
 </file>
 
 <file path=word/styles.xml><?xml version="1.0" encoding="utf-8"?>
-<w:styles xmlns:mc="http://schemas.openxmlformats.org/markup-compatibility/2006" xmlns:r="http://schemas.openxmlformats.org/officeDocument/2006/relationships" xmlns:w="http://schemas.openxmlformats.org/wordprocessingml/2006/main" xmlns:w14="http://schemas.microsoft.com/office/word/2010/wordml" xmlns:w15="http://schemas.microsoft.com/office/word/2012/wordml" xmlns:w16cex="http://schemas.microsoft.com/office/word/2018/wordml/cex" xmlns:w16cid="http://schemas.microsoft.com/office/word/2016/wordml/cid" xmlns:w16="http://schemas.microsoft.com/office/word/2018/wordml" xmlns:w16du="http://schemas.microsoft.com/office/word/2023/wordml/word16du" xmlns:w16sdtdh="http://schemas.microsoft.com/office/word/2020/wordml/sdtdatahash" xmlns:w16se="http://schemas.microsoft.com/office/word/2015/wordml/symex" mc:Ignorable="w14 w15 w16se w16cid w16 w16cex w16sdtdh w16du">
+<w:styles xmlns:mc="http://schemas.openxmlformats.org/markup-compatibility/2006" xmlns:r="http://schemas.openxmlformats.org/officeDocument/2006/relationships" xmlns:w="http://schemas.openxmlformats.org/wordprocessingml/2006/main" xmlns:w14="http://schemas.microsoft.com/office/word/2010/wordml" xmlns:w15="http://schemas.microsoft.com/office/word/2012/wordml" xmlns:w16cex="http://schemas.microsoft.com/office/word/2018/wordml/cex" xmlns:w16cid="http://schemas.microsoft.com/office/word/2016/wordml/cid" xmlns:w16="http://schemas.microsoft.com/office/word/2018/wordml" xmlns:w16du="http://schemas.microsoft.com/office/word/2023/wordml/word16du" xmlns:w16sdtdh="http://schemas.microsoft.com/office/word/2020/wordml/sdtdatahash" xmlns:w16sdtfl="http://schemas.microsoft.com/office/word/2024/wordml/sdtformatlock" xmlns:w16se="http://schemas.microsoft.com/office/word/2015/wordml/symex" mc:Ignorable="w14 w15 w16se w16cid w16 w16cex w16sdtdh w16sdtfl w16du">
   <w:docDefaults>
     <w:rPrDefault>
       <w:rPr>
@@ -7226,6 +7240,7 @@
   <w:style w:type="character" w:default="1" w:styleId="DefaultParagraphFont">
     <w:name w:val="Default Paragraph Font"/>
     <w:uiPriority w:val="1"/>
+    <w:semiHidden/>
     <w:unhideWhenUsed/>
   </w:style>
   <w:style w:type="table" w:default="1" w:styleId="TableNormal">
@@ -8102,7 +8117,7 @@
 </file>
 
 <file path=word/glossary/document.xml><?xml version="1.0" encoding="utf-8"?>
-<w:glossaryDocument xmlns:wpc="http://schemas.microsoft.com/office/word/2010/wordprocessingCanvas" xmlns:cx="http://schemas.microsoft.com/office/drawing/2014/chartex" xmlns:cx1="http://schemas.microsoft.com/office/drawing/2015/9/8/chartex" xmlns:cx2="http://schemas.microsoft.com/office/drawing/2015/10/21/chartex" xmlns:cx3="http://schemas.microsoft.com/office/drawing/2016/5/9/chartex" xmlns:cx4="http://schemas.microsoft.com/office/drawing/2016/5/10/chartex" xmlns:cx5="http://schemas.microsoft.com/office/drawing/2016/5/11/chartex" xmlns:cx6="http://schemas.microsoft.com/office/drawing/2016/5/12/chartex" xmlns:cx7="http://schemas.microsoft.com/office/drawing/2016/5/13/chartex" xmlns:cx8="http://schemas.microsoft.com/office/drawing/2016/5/14/chartex" xmlns:mc="http://schemas.openxmlformats.org/markup-compatibility/2006" xmlns:aink="http://schemas.microsoft.com/office/drawing/2016/ink" xmlns:am3d="http://schemas.microsoft.com/office/drawing/2017/model3d" xmlns:o="urn:schemas-microsoft-com:office:office" xmlns:oel="http://schemas.microsoft.com/office/2019/extlst" xmlns:r="http://schemas.openxmlformats.org/officeDocument/2006/relationships" xmlns:m="http://schemas.openxmlformats.org/officeDocument/2006/math" xmlns:v="urn:schemas-microsoft-com:vml" xmlns:wp14="http://schemas.microsoft.com/office/word/2010/wordprocessingDrawing" xmlns:wp="http://schemas.openxmlformats.org/drawingml/2006/wordprocessingDrawing" xmlns:w10="urn:schemas-microsoft-com:office:word" xmlns:w="http://schemas.openxmlformats.org/wordprocessingml/2006/main" xmlns:w14="http://schemas.microsoft.com/office/word/2010/wordml" xmlns:w15="http://schemas.microsoft.com/office/word/2012/wordml" xmlns:w16cex="http://schemas.microsoft.com/office/word/2018/wordml/cex" xmlns:w16cid="http://schemas.microsoft.com/office/word/2016/wordml/cid" xmlns:w16="http://schemas.microsoft.com/office/word/2018/wordml" xmlns:w16du="http://schemas.microsoft.com/office/word/2023/wordml/word16du" xmlns:w16sdtdh="http://schemas.microsoft.com/office/word/2020/wordml/sdtdatahash" xmlns:w16se="http://schemas.microsoft.com/office/word/2015/wordml/symex" xmlns:wpg="http://schemas.microsoft.com/office/word/2010/wordprocessingGroup" xmlns:wpi="http://schemas.microsoft.com/office/word/2010/wordprocessingInk" xmlns:wne="http://schemas.microsoft.com/office/word/2006/wordml" xmlns:wps="http://schemas.microsoft.com/office/word/2010/wordprocessingShape" mc:Ignorable="w14 w15 w16se w16cid w16 w16cex w16sdtdh w16du wp14">
+<w:glossaryDocument xmlns:wpc="http://schemas.microsoft.com/office/word/2010/wordprocessingCanvas" xmlns:cx="http://schemas.microsoft.com/office/drawing/2014/chartex" xmlns:cx1="http://schemas.microsoft.com/office/drawing/2015/9/8/chartex" xmlns:cx2="http://schemas.microsoft.com/office/drawing/2015/10/21/chartex" xmlns:cx3="http://schemas.microsoft.com/office/drawing/2016/5/9/chartex" xmlns:cx4="http://schemas.microsoft.com/office/drawing/2016/5/10/chartex" xmlns:cx5="http://schemas.microsoft.com/office/drawing/2016/5/11/chartex" xmlns:cx6="http://schemas.microsoft.com/office/drawing/2016/5/12/chartex" xmlns:cx7="http://schemas.microsoft.com/office/drawing/2016/5/13/chartex" xmlns:cx8="http://schemas.microsoft.com/office/drawing/2016/5/14/chartex" xmlns:mc="http://schemas.openxmlformats.org/markup-compatibility/2006" xmlns:aink="http://schemas.microsoft.com/office/drawing/2016/ink" xmlns:am3d="http://schemas.microsoft.com/office/drawing/2017/model3d" xmlns:o="urn:schemas-microsoft-com:office:office" xmlns:oel="http://schemas.microsoft.com/office/2019/extlst" xmlns:r="http://schemas.openxmlformats.org/officeDocument/2006/relationships" xmlns:m="http://schemas.openxmlformats.org/officeDocument/2006/math" xmlns:v="urn:schemas-microsoft-com:vml" xmlns:wp14="http://schemas.microsoft.com/office/word/2010/wordprocessingDrawing" xmlns:wp="http://schemas.openxmlformats.org/drawingml/2006/wordprocessingDrawing" xmlns:w10="urn:schemas-microsoft-com:office:word" xmlns:w="http://schemas.openxmlformats.org/wordprocessingml/2006/main" xmlns:w14="http://schemas.microsoft.com/office/word/2010/wordml" xmlns:w15="http://schemas.microsoft.com/office/word/2012/wordml" xmlns:w16cex="http://schemas.microsoft.com/office/word/2018/wordml/cex" xmlns:w16cid="http://schemas.microsoft.com/office/word/2016/wordml/cid" xmlns:w16="http://schemas.microsoft.com/office/word/2018/wordml" xmlns:w16du="http://schemas.microsoft.com/office/word/2023/wordml/word16du" xmlns:w16sdtdh="http://schemas.microsoft.com/office/word/2020/wordml/sdtdatahash" xmlns:w16sdtfl="http://schemas.microsoft.com/office/word/2024/wordml/sdtformatlock" xmlns:w16se="http://schemas.microsoft.com/office/word/2015/wordml/symex" xmlns:wpg="http://schemas.microsoft.com/office/word/2010/wordprocessingGroup" xmlns:wpi="http://schemas.microsoft.com/office/word/2010/wordprocessingInk" xmlns:wne="http://schemas.microsoft.com/office/word/2006/wordml" xmlns:wps="http://schemas.microsoft.com/office/word/2010/wordprocessingShape" mc:Ignorable="w14 w15 w16se w16cid w16 w16cex w16sdtdh w16sdtfl w16du wp14">
   <w:docParts>
     <w:docPart>
       <w:docPartPr>
@@ -8322,7 +8337,7 @@
 </file>
 
 <file path=word/glossary/fontTable.xml><?xml version="1.0" encoding="utf-8"?>
-<w:fonts xmlns:mc="http://schemas.openxmlformats.org/markup-compatibility/2006" xmlns:r="http://schemas.openxmlformats.org/officeDocument/2006/relationships" xmlns:w="http://schemas.openxmlformats.org/wordprocessingml/2006/main" xmlns:w14="http://schemas.microsoft.com/office/word/2010/wordml" xmlns:w15="http://schemas.microsoft.com/office/word/2012/wordml" xmlns:w16cex="http://schemas.microsoft.com/office/word/2018/wordml/cex" xmlns:w16cid="http://schemas.microsoft.com/office/word/2016/wordml/cid" xmlns:w16="http://schemas.microsoft.com/office/word/2018/wordml" xmlns:w16du="http://schemas.microsoft.com/office/word/2023/wordml/word16du" xmlns:w16sdtdh="http://schemas.microsoft.com/office/word/2020/wordml/sdtdatahash" xmlns:w16se="http://schemas.microsoft.com/office/word/2015/wordml/symex" mc:Ignorable="w14 w15 w16se w16cid w16 w16cex w16sdtdh w16du">
+<w:fonts xmlns:mc="http://schemas.openxmlformats.org/markup-compatibility/2006" xmlns:r="http://schemas.openxmlformats.org/officeDocument/2006/relationships" xmlns:w="http://schemas.openxmlformats.org/wordprocessingml/2006/main" xmlns:w14="http://schemas.microsoft.com/office/word/2010/wordml" xmlns:w15="http://schemas.microsoft.com/office/word/2012/wordml" xmlns:w16cex="http://schemas.microsoft.com/office/word/2018/wordml/cex" xmlns:w16cid="http://schemas.microsoft.com/office/word/2016/wordml/cid" xmlns:w16="http://schemas.microsoft.com/office/word/2018/wordml" xmlns:w16du="http://schemas.microsoft.com/office/word/2023/wordml/word16du" xmlns:w16sdtdh="http://schemas.microsoft.com/office/word/2020/wordml/sdtdatahash" xmlns:w16sdtfl="http://schemas.microsoft.com/office/word/2024/wordml/sdtformatlock" xmlns:w16se="http://schemas.microsoft.com/office/word/2015/wordml/symex" mc:Ignorable="w14 w15 w16se w16cid w16 w16cex w16sdtdh w16sdtfl w16du">
   <w:font w:name="Times New Roman">
     <w:panose1 w:val="02020603050405020304"/>
     <w:charset w:val="00"/>
@@ -8374,7 +8389,7 @@
 </file>
 
 <file path=word/glossary/settings.xml><?xml version="1.0" encoding="utf-8"?>
-<w:settings xmlns:mc="http://schemas.openxmlformats.org/markup-compatibility/2006" xmlns:o="urn:schemas-microsoft-com:office:office" xmlns:r="http://schemas.openxmlformats.org/officeDocument/2006/relationships" xmlns:m="http://schemas.openxmlformats.org/officeDocument/2006/math" xmlns:v="urn:schemas-microsoft-com:vml" xmlns:w10="urn:schemas-microsoft-com:office:word" xmlns:w="http://schemas.openxmlformats.org/wordprocessingml/2006/main" xmlns:w14="http://schemas.microsoft.com/office/word/2010/wordml" xmlns:w15="http://schemas.microsoft.com/office/word/2012/wordml" xmlns:w16cex="http://schemas.microsoft.com/office/word/2018/wordml/cex" xmlns:w16cid="http://schemas.microsoft.com/office/word/2016/wordml/cid" xmlns:w16="http://schemas.microsoft.com/office/word/2018/wordml" xmlns:w16du="http://schemas.microsoft.com/office/word/2023/wordml/word16du" xmlns:w16sdtdh="http://schemas.microsoft.com/office/word/2020/wordml/sdtdatahash" xmlns:w16se="http://schemas.microsoft.com/office/word/2015/wordml/symex" xmlns:sl="http://schemas.openxmlformats.org/schemaLibrary/2006/main" mc:Ignorable="w14 w15 w16se w16cid w16 w16cex w16sdtdh w16du">
+<w:settings xmlns:mc="http://schemas.openxmlformats.org/markup-compatibility/2006" xmlns:o="urn:schemas-microsoft-com:office:office" xmlns:r="http://schemas.openxmlformats.org/officeDocument/2006/relationships" xmlns:m="http://schemas.openxmlformats.org/officeDocument/2006/math" xmlns:v="urn:schemas-microsoft-com:vml" xmlns:w10="urn:schemas-microsoft-com:office:word" xmlns:w="http://schemas.openxmlformats.org/wordprocessingml/2006/main" xmlns:w14="http://schemas.microsoft.com/office/word/2010/wordml" xmlns:w15="http://schemas.microsoft.com/office/word/2012/wordml" xmlns:w16cex="http://schemas.microsoft.com/office/word/2018/wordml/cex" xmlns:w16cid="http://schemas.microsoft.com/office/word/2016/wordml/cid" xmlns:w16="http://schemas.microsoft.com/office/word/2018/wordml" xmlns:w16du="http://schemas.microsoft.com/office/word/2023/wordml/word16du" xmlns:w16sdtdh="http://schemas.microsoft.com/office/word/2020/wordml/sdtdatahash" xmlns:w16sdtfl="http://schemas.microsoft.com/office/word/2024/wordml/sdtformatlock" xmlns:w16se="http://schemas.microsoft.com/office/word/2015/wordml/symex" xmlns:sl="http://schemas.openxmlformats.org/schemaLibrary/2006/main" mc:Ignorable="w14 w15 w16se w16cid w16 w16cex w16sdtdh w16sdtfl w16du">
   <w:view w:val="normal"/>
   <w:defaultTabStop w:val="720"/>
   <w:characterSpacingControl w:val="doNotCompress"/>
@@ -8438,6 +8453,7 @@
     <w:rsid w:val="00854407"/>
     <w:rsid w:val="0096089D"/>
     <w:rsid w:val="00974281"/>
+    <w:rsid w:val="009758AA"/>
     <w:rsid w:val="00994961"/>
     <w:rsid w:val="009C2BE2"/>
     <w:rsid w:val="009D740A"/>
@@ -8481,6 +8497,7 @@
     <w:rsid w:val="00FA6D34"/>
     <w:rsid w:val="00FB2352"/>
     <w:rsid w:val="00FB7B89"/>
+    <w:rsid w:val="00FD16B5"/>
   </w:rsids>
   <m:mathPr>
     <m:mathFont m:val="Cambria Math"/>
@@ -8504,7 +8521,7 @@
 </file>
 
 <file path=word/glossary/styles.xml><?xml version="1.0" encoding="utf-8"?>
-<w:styles xmlns:mc="http://schemas.openxmlformats.org/markup-compatibility/2006" xmlns:r="http://schemas.openxmlformats.org/officeDocument/2006/relationships" xmlns:w="http://schemas.openxmlformats.org/wordprocessingml/2006/main" xmlns:w14="http://schemas.microsoft.com/office/word/2010/wordml" xmlns:w15="http://schemas.microsoft.com/office/word/2012/wordml" xmlns:w16cex="http://schemas.microsoft.com/office/word/2018/wordml/cex" xmlns:w16cid="http://schemas.microsoft.com/office/word/2016/wordml/cid" xmlns:w16="http://schemas.microsoft.com/office/word/2018/wordml" xmlns:w16du="http://schemas.microsoft.com/office/word/2023/wordml/word16du" xmlns:w16sdtdh="http://schemas.microsoft.com/office/word/2020/wordml/sdtdatahash" xmlns:w16se="http://schemas.microsoft.com/office/word/2015/wordml/symex" mc:Ignorable="w14 w15 w16se w16cid w16 w16cex w16sdtdh w16du">
+<w:styles xmlns:mc="http://schemas.openxmlformats.org/markup-compatibility/2006" xmlns:r="http://schemas.openxmlformats.org/officeDocument/2006/relationships" xmlns:w="http://schemas.openxmlformats.org/wordprocessingml/2006/main" xmlns:w14="http://schemas.microsoft.com/office/word/2010/wordml" xmlns:w15="http://schemas.microsoft.com/office/word/2012/wordml" xmlns:w16cex="http://schemas.microsoft.com/office/word/2018/wordml/cex" xmlns:w16cid="http://schemas.microsoft.com/office/word/2016/wordml/cid" xmlns:w16="http://schemas.microsoft.com/office/word/2018/wordml" xmlns:w16du="http://schemas.microsoft.com/office/word/2023/wordml/word16du" xmlns:w16sdtdh="http://schemas.microsoft.com/office/word/2020/wordml/sdtdatahash" xmlns:w16sdtfl="http://schemas.microsoft.com/office/word/2024/wordml/sdtformatlock" xmlns:w16se="http://schemas.microsoft.com/office/word/2015/wordml/symex" mc:Ignorable="w14 w15 w16se w16cid w16 w16cex w16sdtdh w16sdtfl w16du">
   <w:docDefaults>
     <w:rPrDefault>
       <w:rPr>
@@ -9028,7 +9045,7 @@
 </file>
 
 <file path=word/glossary/webSettings.xml><?xml version="1.0" encoding="utf-8"?>
-<w:webSettings xmlns:mc="http://schemas.openxmlformats.org/markup-compatibility/2006" xmlns:r="http://schemas.openxmlformats.org/officeDocument/2006/relationships" xmlns:w="http://schemas.openxmlformats.org/wordprocessingml/2006/main" xmlns:w14="http://schemas.microsoft.com/office/word/2010/wordml" xmlns:w15="http://schemas.microsoft.com/office/word/2012/wordml" xmlns:w16cex="http://schemas.microsoft.com/office/word/2018/wordml/cex" xmlns:w16cid="http://schemas.microsoft.com/office/word/2016/wordml/cid" xmlns:w16="http://schemas.microsoft.com/office/word/2018/wordml" xmlns:w16du="http://schemas.microsoft.com/office/word/2023/wordml/word16du" xmlns:w16sdtdh="http://schemas.microsoft.com/office/word/2020/wordml/sdtdatahash" xmlns:w16se="http://schemas.microsoft.com/office/word/2015/wordml/symex" mc:Ignorable="w14 w15 w16se w16cid w16 w16cex w16sdtdh w16du">
+<w:webSettings xmlns:mc="http://schemas.openxmlformats.org/markup-compatibility/2006" xmlns:r="http://schemas.openxmlformats.org/officeDocument/2006/relationships" xmlns:w="http://schemas.openxmlformats.org/wordprocessingml/2006/main" xmlns:w14="http://schemas.microsoft.com/office/word/2010/wordml" xmlns:w15="http://schemas.microsoft.com/office/word/2012/wordml" xmlns:w16cex="http://schemas.microsoft.com/office/word/2018/wordml/cex" xmlns:w16cid="http://schemas.microsoft.com/office/word/2016/wordml/cid" xmlns:w16="http://schemas.microsoft.com/office/word/2018/wordml" xmlns:w16du="http://schemas.microsoft.com/office/word/2023/wordml/word16du" xmlns:w16sdtdh="http://schemas.microsoft.com/office/word/2020/wordml/sdtdatahash" xmlns:w16sdtfl="http://schemas.microsoft.com/office/word/2024/wordml/sdtformatlock" xmlns:w16se="http://schemas.microsoft.com/office/word/2015/wordml/symex" mc:Ignorable="w14 w15 w16se w16cid w16 w16cex w16sdtdh w16sdtfl w16du">
   <w:optimizeForBrowser/>
   <w:allowPNG/>
 </w:webSettings>
